--- a/Project-organisation/Grobplanung.docx
+++ b/Project-organisation/Grobplanung.docx
@@ -678,6 +678,114 @@
           </w:p>
         </w:tc>
       </w:tr>
+      <w:tr>
+        <w:trPr>
+          <w:cantSplit w:val="0"/>
+          <w:trHeight w:val="677" w:hRule="atLeast"/>
+          <w:tblHeader w:val="0"/>
+        </w:trPr>
+        <w:tc>
+          <w:tcPr>
+            <w:tcBorders>
+              <w:top w:color="000000" w:space="0" w:sz="12" w:val="single"/>
+            </w:tcBorders>
+          </w:tcPr>
+          <w:p>
+            <w:pPr>
+              <w:jc w:val="left"/>
+              <w:rPr>
+                <w:rFonts w:ascii="Arial" w:cs="Arial" w:eastAsia="Arial" w:hAnsi="Arial"/>
+              </w:rPr>
+            </w:pPr>
+            <w:r>
+              <w:rPr>
+                <w:rFonts w:ascii="Arial" w:cs="Arial" w:eastAsia="Arial" w:hAnsi="Arial"/>
+                <w:rtl w:val="0"/>
+              </w:rPr>
+              <w:t xml:space="preserve">0.2</w:t>
+            </w:r>
+          </w:p>
+        </w:tc>
+        <w:tc>
+          <w:tcPr>
+            <w:tcBorders>
+              <w:top w:color="000000" w:space="0" w:sz="12" w:val="single"/>
+            </w:tcBorders>
+          </w:tcPr>
+          <w:p>
+            <w:pPr>
+              <w:jc w:val="left"/>
+              <w:rPr>
+                <w:rFonts w:ascii="Arial" w:cs="Arial" w:eastAsia="Arial" w:hAnsi="Arial"/>
+              </w:rPr>
+            </w:pPr>
+            <w:r>
+              <w:rPr>
+                <w:rFonts w:ascii="Arial" w:cs="Arial" w:eastAsia="Arial" w:hAnsi="Arial"/>
+                <w:rtl w:val="0"/>
+              </w:rPr>
+              <w:t xml:space="preserve">11.04.2025</w:t>
+            </w:r>
+          </w:p>
+        </w:tc>
+        <w:tc>
+          <w:tcPr>
+            <w:tcBorders>
+              <w:top w:color="000000" w:space="0" w:sz="12" w:val="single"/>
+            </w:tcBorders>
+          </w:tcPr>
+          <w:p>
+            <w:pPr>
+              <w:jc w:val="left"/>
+              <w:rPr>
+                <w:rFonts w:ascii="Arial" w:cs="Arial" w:eastAsia="Arial" w:hAnsi="Arial"/>
+              </w:rPr>
+            </w:pPr>
+            <w:r>
+              <w:rPr>
+                <w:rFonts w:ascii="Arial" w:cs="Arial" w:eastAsia="Arial" w:hAnsi="Arial"/>
+                <w:rtl w:val="0"/>
+              </w:rPr>
+              <w:t xml:space="preserve">Armin Anton</w:t>
+            </w:r>
+          </w:p>
+        </w:tc>
+        <w:tc>
+          <w:tcPr>
+            <w:tcBorders>
+              <w:top w:color="000000" w:space="0" w:sz="12" w:val="single"/>
+            </w:tcBorders>
+          </w:tcPr>
+          <w:p>
+            <w:pPr>
+              <w:rPr>
+                <w:rFonts w:ascii="Arial" w:cs="Arial" w:eastAsia="Arial" w:hAnsi="Arial"/>
+              </w:rPr>
+            </w:pPr>
+            <w:r>
+              <w:rPr>
+                <w:rFonts w:ascii="Arial" w:cs="Arial" w:eastAsia="Arial" w:hAnsi="Arial"/>
+                <w:rtl w:val="0"/>
+              </w:rPr>
+              <w:t xml:space="preserve">kleine änderungen an Modulen,</w:t>
+            </w:r>
+          </w:p>
+          <w:p>
+            <w:pPr>
+              <w:rPr>
+                <w:rFonts w:ascii="Arial" w:cs="Arial" w:eastAsia="Arial" w:hAnsi="Arial"/>
+              </w:rPr>
+            </w:pPr>
+            <w:r>
+              <w:rPr>
+                <w:rFonts w:ascii="Arial" w:cs="Arial" w:eastAsia="Arial" w:hAnsi="Arial"/>
+                <w:rtl w:val="0"/>
+              </w:rPr>
+              <w:t xml:space="preserve">Meilensteine Deadlines eingetragen</w:t>
+            </w:r>
+          </w:p>
+        </w:tc>
+      </w:tr>
     </w:tbl>
     <w:p>
       <w:pPr>
@@ -861,10 +969,11 @@
           <w:ilvl w:val="0"/>
           <w:numId w:val="1"/>
         </w:numPr>
-        <w:spacing w:after="0" w:afterAutospacing="0" w:before="240" w:lineRule="auto"/>
+        <w:spacing w:after="240" w:before="240" w:lineRule="auto"/>
         <w:ind w:left="720" w:hanging="360"/>
         <w:rPr>
           <w:rFonts w:ascii="Arial" w:cs="Arial" w:eastAsia="Arial" w:hAnsi="Arial"/>
+          <w:u w:val="none"/>
         </w:rPr>
       </w:pPr>
       <w:r>
@@ -873,27 +982,6 @@
           <w:rtl w:val="0"/>
         </w:rPr>
         <w:t xml:space="preserve">Mikrofonzugriff über .NET</w:t>
-        <w:br w:type="textWrapping"/>
-      </w:r>
-    </w:p>
-    <w:p>
-      <w:pPr>
-        <w:numPr>
-          <w:ilvl w:val="0"/>
-          <w:numId w:val="1"/>
-        </w:numPr>
-        <w:spacing w:after="240" w:before="0" w:beforeAutospacing="0" w:lineRule="auto"/>
-        <w:ind w:left="720" w:hanging="360"/>
-        <w:rPr>
-          <w:rFonts w:ascii="Arial" w:cs="Arial" w:eastAsia="Arial" w:hAnsi="Arial"/>
-        </w:rPr>
-      </w:pPr>
-      <w:r>
-        <w:rPr>
-          <w:rFonts w:ascii="Arial" w:cs="Arial" w:eastAsia="Arial" w:hAnsi="Arial"/>
-          <w:rtl w:val="0"/>
-        </w:rPr>
-        <w:t xml:space="preserve">Zeitsignaldarstellung</w:t>
         <w:br w:type="textWrapping"/>
       </w:r>
     </w:p>
@@ -921,6 +1009,144 @@
           <w:rtl w:val="0"/>
         </w:rPr>
         <w:t xml:space="preserve">Modul 2: Signalverarbeitung</w:t>
+      </w:r>
+    </w:p>
+    <w:p>
+      <w:pPr>
+        <w:numPr>
+          <w:ilvl w:val="0"/>
+          <w:numId w:val="6"/>
+        </w:numPr>
+        <w:spacing w:after="0" w:afterAutospacing="0" w:before="240" w:lineRule="auto"/>
+        <w:ind w:left="720" w:hanging="360"/>
+        <w:rPr>
+          <w:rFonts w:ascii="Arial" w:cs="Arial" w:eastAsia="Arial" w:hAnsi="Arial"/>
+          <w:u w:val="none"/>
+        </w:rPr>
+      </w:pPr>
+      <w:r>
+        <w:rPr>
+          <w:rFonts w:ascii="Arial" w:cs="Arial" w:eastAsia="Arial" w:hAnsi="Arial"/>
+          <w:rtl w:val="0"/>
+        </w:rPr>
+        <w:t xml:space="preserve">Fast Fourier Transform</w:t>
+      </w:r>
+    </w:p>
+    <w:p>
+      <w:pPr>
+        <w:numPr>
+          <w:ilvl w:val="0"/>
+          <w:numId w:val="6"/>
+        </w:numPr>
+        <w:spacing w:after="240" w:before="0" w:beforeAutospacing="0" w:lineRule="auto"/>
+        <w:ind w:left="720" w:hanging="360"/>
+        <w:rPr>
+          <w:rFonts w:ascii="Arial" w:cs="Arial" w:eastAsia="Arial" w:hAnsi="Arial"/>
+          <w:u w:val="none"/>
+        </w:rPr>
+      </w:pPr>
+      <w:r>
+        <w:rPr>
+          <w:rFonts w:ascii="Arial" w:cs="Arial" w:eastAsia="Arial" w:hAnsi="Arial"/>
+          <w:rtl w:val="0"/>
+        </w:rPr>
+        <w:t xml:space="preserve">Mustervergleich zur Ziffernerkennung</w:t>
+        <w:br w:type="textWrapping"/>
+      </w:r>
+    </w:p>
+    <w:p>
+      <w:pPr>
+        <w:pStyle w:val="Heading3"/>
+        <w:keepNext w:val="0"/>
+        <w:keepLines w:val="0"/>
+        <w:spacing w:before="280" w:lineRule="auto"/>
+        <w:rPr>
+          <w:rFonts w:ascii="Arial" w:cs="Arial" w:eastAsia="Arial" w:hAnsi="Arial"/>
+          <w:color w:val="000000"/>
+          <w:sz w:val="24"/>
+          <w:szCs w:val="24"/>
+        </w:rPr>
+      </w:pPr>
+      <w:bookmarkStart w:colFirst="0" w:colLast="0" w:name="_fzgc0ubpamll" w:id="2"/>
+      <w:bookmarkEnd w:id="2"/>
+      <w:r>
+        <w:rPr>
+          <w:rFonts w:ascii="Arial" w:cs="Arial" w:eastAsia="Arial" w:hAnsi="Arial"/>
+          <w:color w:val="000000"/>
+          <w:sz w:val="24"/>
+          <w:szCs w:val="24"/>
+          <w:rtl w:val="0"/>
+        </w:rPr>
+        <w:t xml:space="preserve">Modul 3: Spracherkennung</w:t>
+      </w:r>
+    </w:p>
+    <w:p>
+      <w:pPr>
+        <w:numPr>
+          <w:ilvl w:val="0"/>
+          <w:numId w:val="2"/>
+        </w:numPr>
+        <w:spacing w:after="0" w:afterAutospacing="0" w:before="240" w:lineRule="auto"/>
+        <w:ind w:left="720" w:hanging="360"/>
+        <w:rPr>
+          <w:rFonts w:ascii="Arial" w:cs="Arial" w:eastAsia="Arial" w:hAnsi="Arial"/>
+          <w:u w:val="none"/>
+        </w:rPr>
+      </w:pPr>
+      <w:r>
+        <w:rPr>
+          <w:rFonts w:ascii="Arial" w:cs="Arial" w:eastAsia="Arial" w:hAnsi="Arial"/>
+          <w:rtl w:val="0"/>
+        </w:rPr>
+        <w:t xml:space="preserve">Modellierung der Ziffern 1–9</w:t>
+      </w:r>
+    </w:p>
+    <w:p>
+      <w:pPr>
+        <w:numPr>
+          <w:ilvl w:val="0"/>
+          <w:numId w:val="2"/>
+        </w:numPr>
+        <w:spacing w:after="240" w:before="0" w:beforeAutospacing="0" w:lineRule="auto"/>
+        <w:ind w:left="720" w:hanging="360"/>
+        <w:rPr>
+          <w:rFonts w:ascii="Arial" w:cs="Arial" w:eastAsia="Arial" w:hAnsi="Arial"/>
+          <w:u w:val="none"/>
+        </w:rPr>
+      </w:pPr>
+      <w:r>
+        <w:rPr>
+          <w:rFonts w:ascii="Arial" w:cs="Arial" w:eastAsia="Arial" w:hAnsi="Arial"/>
+          <w:rtl w:val="0"/>
+        </w:rPr>
+        <w:t xml:space="preserve">Zuordnung der erkannten Ziffer zur Aktion</w:t>
+        <w:br w:type="textWrapping"/>
+      </w:r>
+    </w:p>
+    <w:p>
+      <w:pPr>
+        <w:pStyle w:val="Heading3"/>
+        <w:keepNext w:val="0"/>
+        <w:keepLines w:val="0"/>
+        <w:spacing w:before="280" w:lineRule="auto"/>
+        <w:rPr>
+          <w:rFonts w:ascii="Arial" w:cs="Arial" w:eastAsia="Arial" w:hAnsi="Arial"/>
+          <w:color w:val="000000"/>
+          <w:sz w:val="24"/>
+          <w:szCs w:val="24"/>
+        </w:rPr>
+      </w:pPr>
+      <w:bookmarkStart w:colFirst="0" w:colLast="0" w:name="_ng7zgefwa5x" w:id="3"/>
+      <w:bookmarkEnd w:id="3"/>
+      <w:r>
+        <w:rPr>
+          <w:rFonts w:ascii="Arial" w:cs="Arial" w:eastAsia="Arial" w:hAnsi="Arial"/>
+          <w:color w:val="000000"/>
+          <w:sz w:val="24"/>
+          <w:szCs w:val="24"/>
+          <w:rtl w:val="0"/>
+        </w:rPr>
+        <w:t xml:space="preserve">Modul 4: GUI (WPF)</w:t>
       </w:r>
     </w:p>
     <w:p>
@@ -933,6 +1159,7 @@
         <w:ind w:left="720" w:hanging="360"/>
         <w:rPr>
           <w:rFonts w:ascii="Arial" w:cs="Arial" w:eastAsia="Arial" w:hAnsi="Arial"/>
+          <w:u w:val="none"/>
         </w:rPr>
       </w:pPr>
       <w:r>
@@ -940,41 +1167,20 @@
           <w:rFonts w:ascii="Arial" w:cs="Arial" w:eastAsia="Arial" w:hAnsi="Arial"/>
           <w:rtl w:val="0"/>
         </w:rPr>
-        <w:t xml:space="preserve">FFT-Analyse</w:t>
-        <w:br w:type="textWrapping"/>
+        <w:t xml:space="preserve">Anzeige von: Zeitsignal, Erkanntem Sprachbefehl</w:t>
       </w:r>
     </w:p>
     <w:p>
       <w:pPr>
         <w:numPr>
           <w:ilvl w:val="0"/>
-          <w:numId w:val="5"/>
-        </w:numPr>
-        <w:spacing w:after="0" w:afterAutospacing="0" w:before="0" w:beforeAutospacing="0" w:lineRule="auto"/>
-        <w:ind w:left="720" w:hanging="360"/>
-        <w:rPr>
-          <w:rFonts w:ascii="Arial" w:cs="Arial" w:eastAsia="Arial" w:hAnsi="Arial"/>
-        </w:rPr>
-      </w:pPr>
-      <w:r>
-        <w:rPr>
-          <w:rFonts w:ascii="Arial" w:cs="Arial" w:eastAsia="Arial" w:hAnsi="Arial"/>
-          <w:rtl w:val="0"/>
-        </w:rPr>
-        <w:t xml:space="preserve">Frequenzspektrum extrahieren</w:t>
-        <w:br w:type="textWrapping"/>
-      </w:r>
-    </w:p>
-    <w:p>
-      <w:pPr>
-        <w:numPr>
-          <w:ilvl w:val="0"/>
-          <w:numId w:val="5"/>
+          <w:numId w:val="3"/>
         </w:numPr>
         <w:spacing w:after="240" w:before="0" w:beforeAutospacing="0" w:lineRule="auto"/>
         <w:ind w:left="720" w:hanging="360"/>
         <w:rPr>
           <w:rFonts w:ascii="Arial" w:cs="Arial" w:eastAsia="Arial" w:hAnsi="Arial"/>
+          <w:u w:val="none"/>
         </w:rPr>
       </w:pPr>
       <w:r>
@@ -982,7 +1188,7 @@
           <w:rFonts w:ascii="Arial" w:cs="Arial" w:eastAsia="Arial" w:hAnsi="Arial"/>
           <w:rtl w:val="0"/>
         </w:rPr>
-        <w:t xml:space="preserve">Mustervergleich zur Ziffernerkennung</w:t>
+        <w:t xml:space="preserve">Benutzerführung gemäß Softwareergonomie</w:t>
         <w:br w:type="textWrapping"/>
       </w:r>
     </w:p>
@@ -999,8 +1205,8 @@
           <w:szCs w:val="24"/>
         </w:rPr>
       </w:pPr>
-      <w:bookmarkStart w:colFirst="0" w:colLast="0" w:name="_fzgc0ubpamll" w:id="2"/>
-      <w:bookmarkEnd w:id="2"/>
+      <w:bookmarkStart w:colFirst="0" w:colLast="0" w:name="_l1rz2pynqwv" w:id="4"/>
+      <w:bookmarkEnd w:id="4"/>
       <w:r>
         <w:rPr>
           <w:rFonts w:ascii="Arial" w:cs="Arial" w:eastAsia="Arial" w:hAnsi="Arial"/>
@@ -1009,7 +1215,7 @@
           <w:szCs w:val="24"/>
           <w:rtl w:val="0"/>
         </w:rPr>
-        <w:t xml:space="preserve">Modul 3: Spracherkennung</w:t>
+        <w:t xml:space="preserve">Modul 5: Tests &amp; Logging</w:t>
       </w:r>
     </w:p>
     <w:p>
@@ -1022,6 +1228,7 @@
         <w:ind w:left="720" w:hanging="360"/>
         <w:rPr>
           <w:rFonts w:ascii="Arial" w:cs="Arial" w:eastAsia="Arial" w:hAnsi="Arial"/>
+          <w:u w:val="none"/>
         </w:rPr>
       </w:pPr>
       <w:r>
@@ -1029,8 +1236,7 @@
           <w:rFonts w:ascii="Arial" w:cs="Arial" w:eastAsia="Arial" w:hAnsi="Arial"/>
           <w:rtl w:val="0"/>
         </w:rPr>
-        <w:t xml:space="preserve">Modellierung der Ziffern 1–9</w:t>
-        <w:br w:type="textWrapping"/>
+        <w:t xml:space="preserve">Logging von Audiodaten &amp; Befehlen</w:t>
       </w:r>
     </w:p>
     <w:p>
@@ -1043,6 +1249,7 @@
         <w:ind w:left="720" w:hanging="360"/>
         <w:rPr>
           <w:rFonts w:ascii="Arial" w:cs="Arial" w:eastAsia="Arial" w:hAnsi="Arial"/>
+          <w:u w:val="none"/>
         </w:rPr>
       </w:pPr>
       <w:r>
@@ -1050,207 +1257,39 @@
           <w:rFonts w:ascii="Arial" w:cs="Arial" w:eastAsia="Arial" w:hAnsi="Arial"/>
           <w:rtl w:val="0"/>
         </w:rPr>
-        <w:t xml:space="preserve">Zuordnung der erkannten Ziffer zur Aktion</w:t>
+        <w:t xml:space="preserve">Tests für Sprachbefehle</w:t>
         <w:br w:type="textWrapping"/>
       </w:r>
     </w:p>
     <w:p>
       <w:pPr>
-        <w:pStyle w:val="Heading3"/>
-        <w:keepNext w:val="0"/>
-        <w:keepLines w:val="0"/>
-        <w:spacing w:before="280" w:lineRule="auto"/>
-        <w:rPr>
-          <w:rFonts w:ascii="Arial" w:cs="Arial" w:eastAsia="Arial" w:hAnsi="Arial"/>
-          <w:color w:val="000000"/>
-          <w:sz w:val="24"/>
-          <w:szCs w:val="24"/>
-        </w:rPr>
-      </w:pPr>
-      <w:bookmarkStart w:colFirst="0" w:colLast="0" w:name="_ng7zgefwa5x" w:id="3"/>
-      <w:bookmarkEnd w:id="3"/>
-      <w:r>
-        <w:rPr>
-          <w:rFonts w:ascii="Arial" w:cs="Arial" w:eastAsia="Arial" w:hAnsi="Arial"/>
-          <w:color w:val="000000"/>
-          <w:sz w:val="24"/>
-          <w:szCs w:val="24"/>
+        <w:spacing w:after="240" w:before="240" w:lineRule="auto"/>
+        <w:ind w:left="720" w:firstLine="0"/>
+        <w:rPr>
+          <w:rFonts w:ascii="Arial" w:cs="Arial" w:eastAsia="Arial" w:hAnsi="Arial"/>
+        </w:rPr>
+      </w:pPr>
+      <w:r>
+        <w:br w:type="page"/>
+      </w:r>
+      <w:r>
+        <w:rPr>
           <w:rtl w:val="0"/>
         </w:rPr>
-        <w:t xml:space="preserve">Modul 4: GUI (WPF)</w:t>
       </w:r>
     </w:p>
     <w:p>
       <w:pPr>
-        <w:numPr>
-          <w:ilvl w:val="0"/>
-          <w:numId w:val="2"/>
-        </w:numPr>
-        <w:spacing w:after="0" w:afterAutospacing="0" w:before="240" w:lineRule="auto"/>
-        <w:ind w:left="720" w:hanging="360"/>
-        <w:rPr>
-          <w:rFonts w:ascii="Arial" w:cs="Arial" w:eastAsia="Arial" w:hAnsi="Arial"/>
-        </w:rPr>
-      </w:pPr>
-      <w:r>
-        <w:rPr>
-          <w:rFonts w:ascii="Arial" w:cs="Arial" w:eastAsia="Arial" w:hAnsi="Arial"/>
+        <w:spacing w:after="240" w:before="240" w:lineRule="auto"/>
+        <w:ind w:left="0" w:firstLine="0"/>
+        <w:rPr>
+          <w:rFonts w:ascii="Arial" w:cs="Arial" w:eastAsia="Arial" w:hAnsi="Arial"/>
+        </w:rPr>
+      </w:pPr>
+      <w:r>
+        <w:rPr>
           <w:rtl w:val="0"/>
         </w:rPr>
-        <w:t xml:space="preserve">Anzeige von:</w:t>
-        <w:br w:type="textWrapping"/>
-      </w:r>
-    </w:p>
-    <w:p>
-      <w:pPr>
-        <w:numPr>
-          <w:ilvl w:val="1"/>
-          <w:numId w:val="2"/>
-        </w:numPr>
-        <w:spacing w:after="0" w:afterAutospacing="0" w:before="0" w:beforeAutospacing="0" w:lineRule="auto"/>
-        <w:ind w:left="1440" w:hanging="360"/>
-        <w:rPr>
-          <w:rFonts w:ascii="Arial" w:cs="Arial" w:eastAsia="Arial" w:hAnsi="Arial"/>
-        </w:rPr>
-      </w:pPr>
-      <w:r>
-        <w:rPr>
-          <w:rFonts w:ascii="Arial" w:cs="Arial" w:eastAsia="Arial" w:hAnsi="Arial"/>
-          <w:rtl w:val="0"/>
-        </w:rPr>
-        <w:t xml:space="preserve">Zeitsignal</w:t>
-        <w:br w:type="textWrapping"/>
-      </w:r>
-    </w:p>
-    <w:p>
-      <w:pPr>
-        <w:numPr>
-          <w:ilvl w:val="1"/>
-          <w:numId w:val="2"/>
-        </w:numPr>
-        <w:spacing w:after="0" w:afterAutospacing="0" w:before="0" w:beforeAutospacing="0" w:lineRule="auto"/>
-        <w:ind w:left="1440" w:hanging="360"/>
-        <w:rPr>
-          <w:rFonts w:ascii="Arial" w:cs="Arial" w:eastAsia="Arial" w:hAnsi="Arial"/>
-        </w:rPr>
-      </w:pPr>
-      <w:r>
-        <w:rPr>
-          <w:rFonts w:ascii="Arial" w:cs="Arial" w:eastAsia="Arial" w:hAnsi="Arial"/>
-          <w:rtl w:val="0"/>
-        </w:rPr>
-        <w:t xml:space="preserve">Frequenzanalyse</w:t>
-        <w:br w:type="textWrapping"/>
-      </w:r>
-    </w:p>
-    <w:p>
-      <w:pPr>
-        <w:numPr>
-          <w:ilvl w:val="1"/>
-          <w:numId w:val="2"/>
-        </w:numPr>
-        <w:spacing w:after="0" w:afterAutospacing="0" w:before="0" w:beforeAutospacing="0" w:lineRule="auto"/>
-        <w:ind w:left="1440" w:hanging="360"/>
-        <w:rPr>
-          <w:rFonts w:ascii="Arial" w:cs="Arial" w:eastAsia="Arial" w:hAnsi="Arial"/>
-        </w:rPr>
-      </w:pPr>
-      <w:r>
-        <w:rPr>
-          <w:rFonts w:ascii="Arial" w:cs="Arial" w:eastAsia="Arial" w:hAnsi="Arial"/>
-          <w:rtl w:val="0"/>
-        </w:rPr>
-        <w:t xml:space="preserve">Erkanntem Sprachbefehl</w:t>
-        <w:br w:type="textWrapping"/>
-      </w:r>
-    </w:p>
-    <w:p>
-      <w:pPr>
-        <w:numPr>
-          <w:ilvl w:val="0"/>
-          <w:numId w:val="2"/>
-        </w:numPr>
-        <w:spacing w:after="240" w:before="0" w:beforeAutospacing="0" w:lineRule="auto"/>
-        <w:ind w:left="720" w:hanging="360"/>
-        <w:rPr>
-          <w:rFonts w:ascii="Arial" w:cs="Arial" w:eastAsia="Arial" w:hAnsi="Arial"/>
-        </w:rPr>
-      </w:pPr>
-      <w:r>
-        <w:rPr>
-          <w:rFonts w:ascii="Arial" w:cs="Arial" w:eastAsia="Arial" w:hAnsi="Arial"/>
-          <w:rtl w:val="0"/>
-        </w:rPr>
-        <w:t xml:space="preserve">Benutzerführung gemäß Softwareergonomie</w:t>
-        <w:br w:type="textWrapping"/>
-      </w:r>
-    </w:p>
-    <w:p>
-      <w:pPr>
-        <w:pStyle w:val="Heading3"/>
-        <w:keepNext w:val="0"/>
-        <w:keepLines w:val="0"/>
-        <w:spacing w:before="280" w:lineRule="auto"/>
-        <w:rPr>
-          <w:rFonts w:ascii="Arial" w:cs="Arial" w:eastAsia="Arial" w:hAnsi="Arial"/>
-          <w:color w:val="000000"/>
-          <w:sz w:val="24"/>
-          <w:szCs w:val="24"/>
-        </w:rPr>
-      </w:pPr>
-      <w:bookmarkStart w:colFirst="0" w:colLast="0" w:name="_l1rz2pynqwv" w:id="4"/>
-      <w:bookmarkEnd w:id="4"/>
-      <w:r>
-        <w:rPr>
-          <w:rFonts w:ascii="Arial" w:cs="Arial" w:eastAsia="Arial" w:hAnsi="Arial"/>
-          <w:color w:val="000000"/>
-          <w:sz w:val="24"/>
-          <w:szCs w:val="24"/>
-          <w:rtl w:val="0"/>
-        </w:rPr>
-        <w:t xml:space="preserve">Modul 5: Tests &amp; Logging</w:t>
-      </w:r>
-    </w:p>
-    <w:p>
-      <w:pPr>
-        <w:numPr>
-          <w:ilvl w:val="0"/>
-          <w:numId w:val="3"/>
-        </w:numPr>
-        <w:spacing w:after="0" w:afterAutospacing="0" w:before="240" w:lineRule="auto"/>
-        <w:ind w:left="720" w:hanging="360"/>
-        <w:rPr>
-          <w:rFonts w:ascii="Arial" w:cs="Arial" w:eastAsia="Arial" w:hAnsi="Arial"/>
-        </w:rPr>
-      </w:pPr>
-      <w:r>
-        <w:rPr>
-          <w:rFonts w:ascii="Arial" w:cs="Arial" w:eastAsia="Arial" w:hAnsi="Arial"/>
-          <w:rtl w:val="0"/>
-        </w:rPr>
-        <w:t xml:space="preserve">Logging von Audiodaten &amp; Befehlen</w:t>
-        <w:br w:type="textWrapping"/>
-      </w:r>
-    </w:p>
-    <w:p>
-      <w:pPr>
-        <w:numPr>
-          <w:ilvl w:val="0"/>
-          <w:numId w:val="3"/>
-        </w:numPr>
-        <w:spacing w:after="240" w:before="0" w:beforeAutospacing="0" w:lineRule="auto"/>
-        <w:ind w:left="720" w:hanging="360"/>
-        <w:rPr>
-          <w:rFonts w:ascii="Arial" w:cs="Arial" w:eastAsia="Arial" w:hAnsi="Arial"/>
-        </w:rPr>
-      </w:pPr>
-      <w:r>
-        <w:rPr>
-          <w:rFonts w:ascii="Arial" w:cs="Arial" w:eastAsia="Arial" w:hAnsi="Arial"/>
-          <w:rtl w:val="0"/>
-        </w:rPr>
-        <w:t xml:space="preserve">Debug-Tools für die Frequenzanalyse</w:t>
-        <w:br w:type="textWrapping"/>
       </w:r>
     </w:p>
     <w:p>
@@ -1272,21 +1311,6 @@
           <w:rtl w:val="0"/>
         </w:rPr>
         <w:t xml:space="preserve">3 Meilensteine:</w:t>
-      </w:r>
-    </w:p>
-    <w:p>
-      <w:pPr>
-        <w:spacing w:after="240" w:before="240" w:lineRule="auto"/>
-        <w:rPr>
-          <w:rFonts w:ascii="Arial" w:cs="Arial" w:eastAsia="Arial" w:hAnsi="Arial"/>
-          <w:sz w:val="32"/>
-          <w:szCs w:val="32"/>
-        </w:rPr>
-      </w:pPr>
-      <w:r>
-        <w:rPr>
-          <w:rtl w:val="0"/>
-        </w:rPr>
       </w:r>
     </w:p>
     <w:p>
@@ -1648,8 +1672,12 @@
             </w:pPr>
             <w:r>
               <w:rPr>
-                <w:rtl w:val="0"/>
-              </w:rPr>
+                <w:rFonts w:ascii="Arial" w:cs="Arial" w:eastAsia="Arial" w:hAnsi="Arial"/>
+                <w:sz w:val="32"/>
+                <w:szCs w:val="32"/>
+                <w:rtl w:val="0"/>
+              </w:rPr>
+              <w:t xml:space="preserve">20.04.2025</w:t>
             </w:r>
           </w:p>
         </w:tc>
@@ -1726,8 +1754,12 @@
             </w:pPr>
             <w:r>
               <w:rPr>
-                <w:rtl w:val="0"/>
-              </w:rPr>
+                <w:rFonts w:ascii="Arial" w:cs="Arial" w:eastAsia="Arial" w:hAnsi="Arial"/>
+                <w:sz w:val="32"/>
+                <w:szCs w:val="32"/>
+                <w:rtl w:val="0"/>
+              </w:rPr>
+              <w:t xml:space="preserve">23.04.2025</w:t>
             </w:r>
           </w:p>
         </w:tc>
@@ -1804,8 +1836,12 @@
             </w:pPr>
             <w:r>
               <w:rPr>
-                <w:rtl w:val="0"/>
-              </w:rPr>
+                <w:rFonts w:ascii="Arial" w:cs="Arial" w:eastAsia="Arial" w:hAnsi="Arial"/>
+                <w:sz w:val="32"/>
+                <w:szCs w:val="32"/>
+                <w:rtl w:val="0"/>
+              </w:rPr>
+              <w:t xml:space="preserve">02.05.2025</w:t>
             </w:r>
           </w:p>
         </w:tc>
@@ -1882,8 +1918,12 @@
             </w:pPr>
             <w:r>
               <w:rPr>
-                <w:rtl w:val="0"/>
-              </w:rPr>
+                <w:rFonts w:ascii="Arial" w:cs="Arial" w:eastAsia="Arial" w:hAnsi="Arial"/>
+                <w:sz w:val="32"/>
+                <w:szCs w:val="32"/>
+                <w:rtl w:val="0"/>
+              </w:rPr>
+              <w:t xml:space="preserve">23.05.2025</w:t>
             </w:r>
           </w:p>
         </w:tc>
@@ -1960,8 +2000,12 @@
             </w:pPr>
             <w:r>
               <w:rPr>
-                <w:rtl w:val="0"/>
-              </w:rPr>
+                <w:rFonts w:ascii="Arial" w:cs="Arial" w:eastAsia="Arial" w:hAnsi="Arial"/>
+                <w:sz w:val="32"/>
+                <w:szCs w:val="32"/>
+                <w:rtl w:val="0"/>
+              </w:rPr>
+              <w:t xml:space="preserve">13.06.2025</w:t>
             </w:r>
           </w:p>
         </w:tc>
@@ -2038,8 +2082,12 @@
             </w:pPr>
             <w:r>
               <w:rPr>
-                <w:rtl w:val="0"/>
-              </w:rPr>
+                <w:rFonts w:ascii="Arial" w:cs="Arial" w:eastAsia="Arial" w:hAnsi="Arial"/>
+                <w:sz w:val="32"/>
+                <w:szCs w:val="32"/>
+                <w:rtl w:val="0"/>
+              </w:rPr>
+              <w:t xml:space="preserve">13.06.2025</w:t>
             </w:r>
           </w:p>
         </w:tc>
@@ -2116,43 +2164,17 @@
             </w:pPr>
             <w:r>
               <w:rPr>
-                <w:rtl w:val="0"/>
-              </w:rPr>
+                <w:rFonts w:ascii="Arial" w:cs="Arial" w:eastAsia="Arial" w:hAnsi="Arial"/>
+                <w:sz w:val="32"/>
+                <w:szCs w:val="32"/>
+                <w:rtl w:val="0"/>
+              </w:rPr>
+              <w:t xml:space="preserve">13.06.2025</w:t>
             </w:r>
           </w:p>
         </w:tc>
       </w:tr>
     </w:tbl>
-    <w:p>
-      <w:pPr>
-        <w:spacing w:after="240" w:before="240" w:lineRule="auto"/>
-        <w:rPr>
-          <w:rFonts w:ascii="Arial" w:cs="Arial" w:eastAsia="Arial" w:hAnsi="Arial"/>
-          <w:sz w:val="32"/>
-          <w:szCs w:val="32"/>
-        </w:rPr>
-      </w:pPr>
-      <w:r>
-        <w:rPr>
-          <w:rtl w:val="0"/>
-        </w:rPr>
-      </w:r>
-    </w:p>
-    <w:p>
-      <w:pPr>
-        <w:spacing w:after="240" w:before="240" w:lineRule="auto"/>
-        <w:rPr>
-          <w:rFonts w:ascii="Arial" w:cs="Arial" w:eastAsia="Arial" w:hAnsi="Arial"/>
-          <w:sz w:val="40"/>
-          <w:szCs w:val="40"/>
-        </w:rPr>
-      </w:pPr>
-      <w:r>
-        <w:rPr>
-          <w:rtl w:val="0"/>
-        </w:rPr>
-      </w:r>
-    </w:p>
     <w:p>
       <w:pPr>
         <w:spacing w:after="240" w:before="240" w:lineRule="auto"/>
@@ -2325,7 +2347,7 @@
     <w:lvl w:ilvl="0">
       <w:start w:val="1"/>
       <w:numFmt w:val="bullet"/>
-      <w:lvlText w:val="●"/>
+      <w:lvlText w:val="-"/>
       <w:lvlJc w:val="left"/>
       <w:pPr>
         <w:ind w:left="720" w:hanging="360"/>
@@ -2337,7 +2359,7 @@
     <w:lvl w:ilvl="1">
       <w:start w:val="1"/>
       <w:numFmt w:val="bullet"/>
-      <w:lvlText w:val="○"/>
+      <w:lvlText w:val="-"/>
       <w:lvlJc w:val="left"/>
       <w:pPr>
         <w:ind w:left="1440" w:hanging="360"/>
@@ -2349,7 +2371,7 @@
     <w:lvl w:ilvl="2">
       <w:start w:val="1"/>
       <w:numFmt w:val="bullet"/>
-      <w:lvlText w:val="■"/>
+      <w:lvlText w:val="-"/>
       <w:lvlJc w:val="left"/>
       <w:pPr>
         <w:ind w:left="2160" w:hanging="360"/>
@@ -2361,7 +2383,7 @@
     <w:lvl w:ilvl="3">
       <w:start w:val="1"/>
       <w:numFmt w:val="bullet"/>
-      <w:lvlText w:val="●"/>
+      <w:lvlText w:val="-"/>
       <w:lvlJc w:val="left"/>
       <w:pPr>
         <w:ind w:left="2880" w:hanging="360"/>
@@ -2373,7 +2395,7 @@
     <w:lvl w:ilvl="4">
       <w:start w:val="1"/>
       <w:numFmt w:val="bullet"/>
-      <w:lvlText w:val="○"/>
+      <w:lvlText w:val="-"/>
       <w:lvlJc w:val="left"/>
       <w:pPr>
         <w:ind w:left="3600" w:hanging="360"/>
@@ -2385,7 +2407,7 @@
     <w:lvl w:ilvl="5">
       <w:start w:val="1"/>
       <w:numFmt w:val="bullet"/>
-      <w:lvlText w:val="■"/>
+      <w:lvlText w:val="-"/>
       <w:lvlJc w:val="left"/>
       <w:pPr>
         <w:ind w:left="4320" w:hanging="360"/>
@@ -2397,7 +2419,7 @@
     <w:lvl w:ilvl="6">
       <w:start w:val="1"/>
       <w:numFmt w:val="bullet"/>
-      <w:lvlText w:val="●"/>
+      <w:lvlText w:val="-"/>
       <w:lvlJc w:val="left"/>
       <w:pPr>
         <w:ind w:left="5040" w:hanging="360"/>
@@ -2409,7 +2431,7 @@
     <w:lvl w:ilvl="7">
       <w:start w:val="1"/>
       <w:numFmt w:val="bullet"/>
-      <w:lvlText w:val="○"/>
+      <w:lvlText w:val="-"/>
       <w:lvlJc w:val="left"/>
       <w:pPr>
         <w:ind w:left="5760" w:hanging="360"/>
@@ -2421,7 +2443,7 @@
     <w:lvl w:ilvl="8">
       <w:start w:val="1"/>
       <w:numFmt w:val="bullet"/>
-      <w:lvlText w:val="■"/>
+      <w:lvlText w:val="-"/>
       <w:lvlJc w:val="left"/>
       <w:pPr>
         <w:ind w:left="6480" w:hanging="360"/>
@@ -2435,7 +2457,7 @@
     <w:lvl w:ilvl="0">
       <w:start w:val="1"/>
       <w:numFmt w:val="bullet"/>
-      <w:lvlText w:val="●"/>
+      <w:lvlText w:val="-"/>
       <w:lvlJc w:val="left"/>
       <w:pPr>
         <w:ind w:left="720" w:hanging="360"/>
@@ -2447,7 +2469,7 @@
     <w:lvl w:ilvl="1">
       <w:start w:val="1"/>
       <w:numFmt w:val="bullet"/>
-      <w:lvlText w:val="○"/>
+      <w:lvlText w:val="-"/>
       <w:lvlJc w:val="left"/>
       <w:pPr>
         <w:ind w:left="1440" w:hanging="360"/>
@@ -2459,7 +2481,7 @@
     <w:lvl w:ilvl="2">
       <w:start w:val="1"/>
       <w:numFmt w:val="bullet"/>
-      <w:lvlText w:val="■"/>
+      <w:lvlText w:val="-"/>
       <w:lvlJc w:val="left"/>
       <w:pPr>
         <w:ind w:left="2160" w:hanging="360"/>
@@ -2471,7 +2493,7 @@
     <w:lvl w:ilvl="3">
       <w:start w:val="1"/>
       <w:numFmt w:val="bullet"/>
-      <w:lvlText w:val="●"/>
+      <w:lvlText w:val="-"/>
       <w:lvlJc w:val="left"/>
       <w:pPr>
         <w:ind w:left="2880" w:hanging="360"/>
@@ -2483,7 +2505,7 @@
     <w:lvl w:ilvl="4">
       <w:start w:val="1"/>
       <w:numFmt w:val="bullet"/>
-      <w:lvlText w:val="○"/>
+      <w:lvlText w:val="-"/>
       <w:lvlJc w:val="left"/>
       <w:pPr>
         <w:ind w:left="3600" w:hanging="360"/>
@@ -2495,7 +2517,7 @@
     <w:lvl w:ilvl="5">
       <w:start w:val="1"/>
       <w:numFmt w:val="bullet"/>
-      <w:lvlText w:val="■"/>
+      <w:lvlText w:val="-"/>
       <w:lvlJc w:val="left"/>
       <w:pPr>
         <w:ind w:left="4320" w:hanging="360"/>
@@ -2507,7 +2529,7 @@
     <w:lvl w:ilvl="6">
       <w:start w:val="1"/>
       <w:numFmt w:val="bullet"/>
-      <w:lvlText w:val="●"/>
+      <w:lvlText w:val="-"/>
       <w:lvlJc w:val="left"/>
       <w:pPr>
         <w:ind w:left="5040" w:hanging="360"/>
@@ -2519,7 +2541,7 @@
     <w:lvl w:ilvl="7">
       <w:start w:val="1"/>
       <w:numFmt w:val="bullet"/>
-      <w:lvlText w:val="○"/>
+      <w:lvlText w:val="-"/>
       <w:lvlJc w:val="left"/>
       <w:pPr>
         <w:ind w:left="5760" w:hanging="360"/>
@@ -2531,7 +2553,7 @@
     <w:lvl w:ilvl="8">
       <w:start w:val="1"/>
       <w:numFmt w:val="bullet"/>
-      <w:lvlText w:val="■"/>
+      <w:lvlText w:val="-"/>
       <w:lvlJc w:val="left"/>
       <w:pPr>
         <w:ind w:left="6480" w:hanging="360"/>
@@ -2545,7 +2567,7 @@
     <w:lvl w:ilvl="0">
       <w:start w:val="1"/>
       <w:numFmt w:val="bullet"/>
-      <w:lvlText w:val="●"/>
+      <w:lvlText w:val="-"/>
       <w:lvlJc w:val="left"/>
       <w:pPr>
         <w:ind w:left="720" w:hanging="360"/>
@@ -2557,7 +2579,7 @@
     <w:lvl w:ilvl="1">
       <w:start w:val="1"/>
       <w:numFmt w:val="bullet"/>
-      <w:lvlText w:val="○"/>
+      <w:lvlText w:val="-"/>
       <w:lvlJc w:val="left"/>
       <w:pPr>
         <w:ind w:left="1440" w:hanging="360"/>
@@ -2569,7 +2591,7 @@
     <w:lvl w:ilvl="2">
       <w:start w:val="1"/>
       <w:numFmt w:val="bullet"/>
-      <w:lvlText w:val="■"/>
+      <w:lvlText w:val="-"/>
       <w:lvlJc w:val="left"/>
       <w:pPr>
         <w:ind w:left="2160" w:hanging="360"/>
@@ -2581,7 +2603,7 @@
     <w:lvl w:ilvl="3">
       <w:start w:val="1"/>
       <w:numFmt w:val="bullet"/>
-      <w:lvlText w:val="●"/>
+      <w:lvlText w:val="-"/>
       <w:lvlJc w:val="left"/>
       <w:pPr>
         <w:ind w:left="2880" w:hanging="360"/>
@@ -2593,7 +2615,7 @@
     <w:lvl w:ilvl="4">
       <w:start w:val="1"/>
       <w:numFmt w:val="bullet"/>
-      <w:lvlText w:val="○"/>
+      <w:lvlText w:val="-"/>
       <w:lvlJc w:val="left"/>
       <w:pPr>
         <w:ind w:left="3600" w:hanging="360"/>
@@ -2605,7 +2627,7 @@
     <w:lvl w:ilvl="5">
       <w:start w:val="1"/>
       <w:numFmt w:val="bullet"/>
-      <w:lvlText w:val="■"/>
+      <w:lvlText w:val="-"/>
       <w:lvlJc w:val="left"/>
       <w:pPr>
         <w:ind w:left="4320" w:hanging="360"/>
@@ -2617,7 +2639,7 @@
     <w:lvl w:ilvl="6">
       <w:start w:val="1"/>
       <w:numFmt w:val="bullet"/>
-      <w:lvlText w:val="●"/>
+      <w:lvlText w:val="-"/>
       <w:lvlJc w:val="left"/>
       <w:pPr>
         <w:ind w:left="5040" w:hanging="360"/>
@@ -2629,7 +2651,7 @@
     <w:lvl w:ilvl="7">
       <w:start w:val="1"/>
       <w:numFmt w:val="bullet"/>
-      <w:lvlText w:val="○"/>
+      <w:lvlText w:val="-"/>
       <w:lvlJc w:val="left"/>
       <w:pPr>
         <w:ind w:left="5760" w:hanging="360"/>
@@ -2641,7 +2663,7 @@
     <w:lvl w:ilvl="8">
       <w:start w:val="1"/>
       <w:numFmt w:val="bullet"/>
-      <w:lvlText w:val="■"/>
+      <w:lvlText w:val="-"/>
       <w:lvlJc w:val="left"/>
       <w:pPr>
         <w:ind w:left="6480" w:hanging="360"/>
@@ -2655,7 +2677,7 @@
     <w:lvl w:ilvl="0">
       <w:start w:val="1"/>
       <w:numFmt w:val="bullet"/>
-      <w:lvlText w:val="●"/>
+      <w:lvlText w:val="-"/>
       <w:lvlJc w:val="left"/>
       <w:pPr>
         <w:ind w:left="720" w:hanging="360"/>
@@ -2667,7 +2689,7 @@
     <w:lvl w:ilvl="1">
       <w:start w:val="1"/>
       <w:numFmt w:val="bullet"/>
-      <w:lvlText w:val="○"/>
+      <w:lvlText w:val="-"/>
       <w:lvlJc w:val="left"/>
       <w:pPr>
         <w:ind w:left="1440" w:hanging="360"/>
@@ -2679,7 +2701,7 @@
     <w:lvl w:ilvl="2">
       <w:start w:val="1"/>
       <w:numFmt w:val="bullet"/>
-      <w:lvlText w:val="■"/>
+      <w:lvlText w:val="-"/>
       <w:lvlJc w:val="left"/>
       <w:pPr>
         <w:ind w:left="2160" w:hanging="360"/>
@@ -2691,7 +2713,7 @@
     <w:lvl w:ilvl="3">
       <w:start w:val="1"/>
       <w:numFmt w:val="bullet"/>
-      <w:lvlText w:val="●"/>
+      <w:lvlText w:val="-"/>
       <w:lvlJc w:val="left"/>
       <w:pPr>
         <w:ind w:left="2880" w:hanging="360"/>
@@ -2703,7 +2725,7 @@
     <w:lvl w:ilvl="4">
       <w:start w:val="1"/>
       <w:numFmt w:val="bullet"/>
-      <w:lvlText w:val="○"/>
+      <w:lvlText w:val="-"/>
       <w:lvlJc w:val="left"/>
       <w:pPr>
         <w:ind w:left="3600" w:hanging="360"/>
@@ -2715,7 +2737,7 @@
     <w:lvl w:ilvl="5">
       <w:start w:val="1"/>
       <w:numFmt w:val="bullet"/>
-      <w:lvlText w:val="■"/>
+      <w:lvlText w:val="-"/>
       <w:lvlJc w:val="left"/>
       <w:pPr>
         <w:ind w:left="4320" w:hanging="360"/>
@@ -2727,7 +2749,7 @@
     <w:lvl w:ilvl="6">
       <w:start w:val="1"/>
       <w:numFmt w:val="bullet"/>
-      <w:lvlText w:val="●"/>
+      <w:lvlText w:val="-"/>
       <w:lvlJc w:val="left"/>
       <w:pPr>
         <w:ind w:left="5040" w:hanging="360"/>
@@ -2739,7 +2761,7 @@
     <w:lvl w:ilvl="7">
       <w:start w:val="1"/>
       <w:numFmt w:val="bullet"/>
-      <w:lvlText w:val="○"/>
+      <w:lvlText w:val="-"/>
       <w:lvlJc w:val="left"/>
       <w:pPr>
         <w:ind w:left="5760" w:hanging="360"/>
@@ -2751,7 +2773,7 @@
     <w:lvl w:ilvl="8">
       <w:start w:val="1"/>
       <w:numFmt w:val="bullet"/>
-      <w:lvlText w:val="■"/>
+      <w:lvlText w:val="-"/>
       <w:lvlJc w:val="left"/>
       <w:pPr>
         <w:ind w:left="6480" w:hanging="360"/>
@@ -2765,7 +2787,7 @@
     <w:lvl w:ilvl="0">
       <w:start w:val="1"/>
       <w:numFmt w:val="bullet"/>
-      <w:lvlText w:val="●"/>
+      <w:lvlText w:val="-"/>
       <w:lvlJc w:val="left"/>
       <w:pPr>
         <w:ind w:left="720" w:hanging="360"/>
@@ -2777,7 +2799,7 @@
     <w:lvl w:ilvl="1">
       <w:start w:val="1"/>
       <w:numFmt w:val="bullet"/>
-      <w:lvlText w:val="○"/>
+      <w:lvlText w:val="-"/>
       <w:lvlJc w:val="left"/>
       <w:pPr>
         <w:ind w:left="1440" w:hanging="360"/>
@@ -2789,7 +2811,7 @@
     <w:lvl w:ilvl="2">
       <w:start w:val="1"/>
       <w:numFmt w:val="bullet"/>
-      <w:lvlText w:val="■"/>
+      <w:lvlText w:val="-"/>
       <w:lvlJc w:val="left"/>
       <w:pPr>
         <w:ind w:left="2160" w:hanging="360"/>
@@ -2801,7 +2823,7 @@
     <w:lvl w:ilvl="3">
       <w:start w:val="1"/>
       <w:numFmt w:val="bullet"/>
-      <w:lvlText w:val="●"/>
+      <w:lvlText w:val="-"/>
       <w:lvlJc w:val="left"/>
       <w:pPr>
         <w:ind w:left="2880" w:hanging="360"/>
@@ -2813,7 +2835,7 @@
     <w:lvl w:ilvl="4">
       <w:start w:val="1"/>
       <w:numFmt w:val="bullet"/>
-      <w:lvlText w:val="○"/>
+      <w:lvlText w:val="-"/>
       <w:lvlJc w:val="left"/>
       <w:pPr>
         <w:ind w:left="3600" w:hanging="360"/>
@@ -2825,7 +2847,7 @@
     <w:lvl w:ilvl="5">
       <w:start w:val="1"/>
       <w:numFmt w:val="bullet"/>
-      <w:lvlText w:val="■"/>
+      <w:lvlText w:val="-"/>
       <w:lvlJc w:val="left"/>
       <w:pPr>
         <w:ind w:left="4320" w:hanging="360"/>
@@ -2837,7 +2859,7 @@
     <w:lvl w:ilvl="6">
       <w:start w:val="1"/>
       <w:numFmt w:val="bullet"/>
-      <w:lvlText w:val="●"/>
+      <w:lvlText w:val="-"/>
       <w:lvlJc w:val="left"/>
       <w:pPr>
         <w:ind w:left="5040" w:hanging="360"/>
@@ -2849,7 +2871,7 @@
     <w:lvl w:ilvl="7">
       <w:start w:val="1"/>
       <w:numFmt w:val="bullet"/>
-      <w:lvlText w:val="○"/>
+      <w:lvlText w:val="-"/>
       <w:lvlJc w:val="left"/>
       <w:pPr>
         <w:ind w:left="5760" w:hanging="360"/>
@@ -2861,7 +2883,117 @@
     <w:lvl w:ilvl="8">
       <w:start w:val="1"/>
       <w:numFmt w:val="bullet"/>
-      <w:lvlText w:val="■"/>
+      <w:lvlText w:val="-"/>
+      <w:lvlJc w:val="left"/>
+      <w:pPr>
+        <w:ind w:left="6480" w:hanging="360"/>
+      </w:pPr>
+      <w:rPr>
+        <w:u w:val="none"/>
+      </w:rPr>
+    </w:lvl>
+  </w:abstractNum>
+  <w:abstractNum w:abstractNumId="6">
+    <w:lvl w:ilvl="0">
+      <w:start w:val="1"/>
+      <w:numFmt w:val="bullet"/>
+      <w:lvlText w:val="-"/>
+      <w:lvlJc w:val="left"/>
+      <w:pPr>
+        <w:ind w:left="720" w:hanging="360"/>
+      </w:pPr>
+      <w:rPr>
+        <w:u w:val="none"/>
+      </w:rPr>
+    </w:lvl>
+    <w:lvl w:ilvl="1">
+      <w:start w:val="1"/>
+      <w:numFmt w:val="bullet"/>
+      <w:lvlText w:val="-"/>
+      <w:lvlJc w:val="left"/>
+      <w:pPr>
+        <w:ind w:left="1440" w:hanging="360"/>
+      </w:pPr>
+      <w:rPr>
+        <w:u w:val="none"/>
+      </w:rPr>
+    </w:lvl>
+    <w:lvl w:ilvl="2">
+      <w:start w:val="1"/>
+      <w:numFmt w:val="bullet"/>
+      <w:lvlText w:val="-"/>
+      <w:lvlJc w:val="left"/>
+      <w:pPr>
+        <w:ind w:left="2160" w:hanging="360"/>
+      </w:pPr>
+      <w:rPr>
+        <w:u w:val="none"/>
+      </w:rPr>
+    </w:lvl>
+    <w:lvl w:ilvl="3">
+      <w:start w:val="1"/>
+      <w:numFmt w:val="bullet"/>
+      <w:lvlText w:val="-"/>
+      <w:lvlJc w:val="left"/>
+      <w:pPr>
+        <w:ind w:left="2880" w:hanging="360"/>
+      </w:pPr>
+      <w:rPr>
+        <w:u w:val="none"/>
+      </w:rPr>
+    </w:lvl>
+    <w:lvl w:ilvl="4">
+      <w:start w:val="1"/>
+      <w:numFmt w:val="bullet"/>
+      <w:lvlText w:val="-"/>
+      <w:lvlJc w:val="left"/>
+      <w:pPr>
+        <w:ind w:left="3600" w:hanging="360"/>
+      </w:pPr>
+      <w:rPr>
+        <w:u w:val="none"/>
+      </w:rPr>
+    </w:lvl>
+    <w:lvl w:ilvl="5">
+      <w:start w:val="1"/>
+      <w:numFmt w:val="bullet"/>
+      <w:lvlText w:val="-"/>
+      <w:lvlJc w:val="left"/>
+      <w:pPr>
+        <w:ind w:left="4320" w:hanging="360"/>
+      </w:pPr>
+      <w:rPr>
+        <w:u w:val="none"/>
+      </w:rPr>
+    </w:lvl>
+    <w:lvl w:ilvl="6">
+      <w:start w:val="1"/>
+      <w:numFmt w:val="bullet"/>
+      <w:lvlText w:val="-"/>
+      <w:lvlJc w:val="left"/>
+      <w:pPr>
+        <w:ind w:left="5040" w:hanging="360"/>
+      </w:pPr>
+      <w:rPr>
+        <w:u w:val="none"/>
+      </w:rPr>
+    </w:lvl>
+    <w:lvl w:ilvl="7">
+      <w:start w:val="1"/>
+      <w:numFmt w:val="bullet"/>
+      <w:lvlText w:val="-"/>
+      <w:lvlJc w:val="left"/>
+      <w:pPr>
+        <w:ind w:left="5760" w:hanging="360"/>
+      </w:pPr>
+      <w:rPr>
+        <w:u w:val="none"/>
+      </w:rPr>
+    </w:lvl>
+    <w:lvl w:ilvl="8">
+      <w:start w:val="1"/>
+      <w:numFmt w:val="bullet"/>
+      <w:lvlText w:val="-"/>
       <w:lvlJc w:val="left"/>
       <w:pPr>
         <w:ind w:left="6480" w:hanging="360"/>
@@ -2885,6 +3017,9 @@
   </w:num>
   <w:num w:numId="5">
     <w:abstractNumId w:val="5"/>
+  </w:num>
+  <w:num w:numId="6">
+    <w:abstractNumId w:val="6"/>
   </w:num>
 </w:numbering>
 </file>
